--- a/법률/계약/프리랜서 계약서.docx
+++ b/법률/계약/프리랜서 계약서.docx
@@ -4,7 +4,7 @@
   <w:body>
     <w:p>
       <w:pPr>
-        <w:spacing w:after="34" w:before="0" w:line="312" w:lineRule="auto"/>
+        <w:spacing w:after="42" w:before="0" w:line="312" w:lineRule="auto"/>
         <w:jc w:val="center"/>
       </w:pPr>
       <w:r>
@@ -19,7 +19,7 @@
     </w:p>
     <w:p>
       <w:pPr>
-        <w:spacing w:after="85" w:before="0" w:line="312" w:lineRule="auto"/>
+        <w:spacing w:after="106" w:before="0" w:line="312" w:lineRule="auto"/>
         <w:jc w:val="left"/>
         <w:pBdr>
           <w:bottom w:val="single" w:sz="14" w:space="2" w:color="24384F"/>
@@ -35,7 +35,7 @@
     </w:p>
     <w:p>
       <w:pPr>
-        <w:spacing w:after="68" w:before="0" w:line="312" w:lineRule="auto"/>
+        <w:spacing w:after="85" w:before="0" w:line="312" w:lineRule="auto"/>
         <w:jc w:val="center"/>
       </w:pPr>
       <w:r>
@@ -49,7 +49,7 @@
     </w:p>
     <w:p>
       <w:pPr>
-        <w:spacing w:after="34" w:before="68" w:line="312" w:lineRule="auto"/>
+        <w:spacing w:after="42" w:before="85" w:line="312" w:lineRule="auto"/>
         <w:jc w:val="left"/>
         <w:pBdr>
           <w:bottom w:val="single" w:sz="6" w:space="2" w:color="C9D2DD"/>
@@ -90,7 +90,7 @@
       </w:tblGrid>
       <w:tr>
         <w:trPr>
-          <w:trHeight w:val="385" w:hRule="atLeast"/>
+          <w:trHeight w:val="479" w:hRule="atLeast"/>
         </w:trPr>
         <w:tc>
           <w:tcPr>
@@ -151,7 +151,7 @@
       </w:tr>
       <w:tr>
         <w:trPr>
-          <w:trHeight w:val="385" w:hRule="atLeast"/>
+          <w:trHeight w:val="479" w:hRule="atLeast"/>
         </w:trPr>
         <w:tc>
           <w:tcPr>
@@ -267,7 +267,7 @@
       </w:tr>
       <w:tr>
         <w:trPr>
-          <w:trHeight w:val="385" w:hRule="atLeast"/>
+          <w:trHeight w:val="479" w:hRule="atLeast"/>
         </w:trPr>
         <w:tc>
           <w:tcPr>
@@ -384,7 +384,7 @@
       </w:tr>
       <w:tr>
         <w:trPr>
-          <w:trHeight w:val="385" w:hRule="atLeast"/>
+          <w:trHeight w:val="479" w:hRule="atLeast"/>
         </w:trPr>
         <w:tc>
           <w:tcPr>
@@ -446,7 +446,7 @@
     </w:tbl>
     <w:p>
       <w:pPr>
-        <w:spacing w:after="34" w:before="0" w:line="312" w:lineRule="auto"/>
+        <w:spacing w:after="42" w:before="0" w:line="312" w:lineRule="auto"/>
         <w:jc w:val="left"/>
       </w:pPr>
       <w:r>
@@ -459,7 +459,7 @@
     </w:p>
     <w:p>
       <w:pPr>
-        <w:spacing w:after="34" w:before="68" w:line="312" w:lineRule="auto"/>
+        <w:spacing w:after="42" w:before="85" w:line="312" w:lineRule="auto"/>
         <w:jc w:val="left"/>
         <w:pBdr>
           <w:bottom w:val="single" w:sz="6" w:space="2" w:color="C9D2DD"/>
@@ -501,7 +501,7 @@
       </w:tblGrid>
       <w:tr>
         <w:trPr>
-          <w:trHeight w:val="385" w:hRule="atLeast"/>
+          <w:trHeight w:val="479" w:hRule="atLeast"/>
         </w:trPr>
         <w:tc>
           <w:tcPr>
@@ -651,7 +651,7 @@
       </w:tr>
       <w:tr>
         <w:trPr>
-          <w:trHeight w:val="385" w:hRule="atLeast"/>
+          <w:trHeight w:val="479" w:hRule="atLeast"/>
         </w:trPr>
         <w:tc>
           <w:tcPr>
@@ -667,7 +667,7 @@
           <w:p>
             <w:pPr>
               <w:spacing w:after="0" w:line="312" w:lineRule="auto"/>
-              <w:jc w:val="left"/>
+              <w:jc w:val="center"/>
             </w:pPr>
             <w:r/>
             <w:r>
@@ -693,7 +693,7 @@
           <w:p>
             <w:pPr>
               <w:spacing w:after="0" w:line="312" w:lineRule="auto"/>
-              <w:jc w:val="left"/>
+              <w:jc w:val="center"/>
             </w:pPr>
             <w:r/>
             <w:r>
@@ -719,7 +719,7 @@
           <w:p>
             <w:pPr>
               <w:spacing w:after="0" w:line="312" w:lineRule="auto"/>
-              <w:jc w:val="left"/>
+              <w:jc w:val="center"/>
             </w:pPr>
             <w:r/>
             <w:r>
@@ -745,7 +745,7 @@
           <w:p>
             <w:pPr>
               <w:spacing w:after="0" w:line="312" w:lineRule="auto"/>
-              <w:jc w:val="left"/>
+              <w:jc w:val="center"/>
             </w:pPr>
             <w:r/>
             <w:r>
@@ -771,7 +771,7 @@
           <w:p>
             <w:pPr>
               <w:spacing w:after="0" w:line="312" w:lineRule="auto"/>
-              <w:jc w:val="left"/>
+              <w:jc w:val="center"/>
             </w:pPr>
             <w:r/>
             <w:r>
@@ -786,7 +786,7 @@
       </w:tr>
       <w:tr>
         <w:trPr>
-          <w:trHeight w:val="385" w:hRule="atLeast"/>
+          <w:trHeight w:val="479" w:hRule="atLeast"/>
         </w:trPr>
         <w:tc>
           <w:tcPr>
@@ -802,7 +802,7 @@
           <w:p>
             <w:pPr>
               <w:spacing w:after="0" w:line="312" w:lineRule="auto"/>
-              <w:jc w:val="left"/>
+              <w:jc w:val="center"/>
             </w:pPr>
             <w:r/>
             <w:r>
@@ -828,7 +828,7 @@
           <w:p>
             <w:pPr>
               <w:spacing w:after="0" w:line="312" w:lineRule="auto"/>
-              <w:jc w:val="left"/>
+              <w:jc w:val="center"/>
             </w:pPr>
             <w:r/>
             <w:r>
@@ -854,7 +854,7 @@
           <w:p>
             <w:pPr>
               <w:spacing w:after="0" w:line="312" w:lineRule="auto"/>
-              <w:jc w:val="left"/>
+              <w:jc w:val="center"/>
             </w:pPr>
             <w:r/>
             <w:r>
@@ -880,7 +880,7 @@
           <w:p>
             <w:pPr>
               <w:spacing w:after="0" w:line="312" w:lineRule="auto"/>
-              <w:jc w:val="left"/>
+              <w:jc w:val="center"/>
             </w:pPr>
             <w:r/>
             <w:r>
@@ -906,7 +906,7 @@
           <w:p>
             <w:pPr>
               <w:spacing w:after="0" w:line="312" w:lineRule="auto"/>
-              <w:jc w:val="left"/>
+              <w:jc w:val="center"/>
             </w:pPr>
             <w:r/>
             <w:r>
@@ -921,7 +921,7 @@
       </w:tr>
       <w:tr>
         <w:trPr>
-          <w:trHeight w:val="385" w:hRule="atLeast"/>
+          <w:trHeight w:val="479" w:hRule="atLeast"/>
         </w:trPr>
         <w:tc>
           <w:tcPr>
@@ -937,7 +937,7 @@
           <w:p>
             <w:pPr>
               <w:spacing w:after="0" w:line="312" w:lineRule="auto"/>
-              <w:jc w:val="left"/>
+              <w:jc w:val="center"/>
             </w:pPr>
             <w:r/>
             <w:r>
@@ -963,7 +963,7 @@
           <w:p>
             <w:pPr>
               <w:spacing w:after="0" w:line="312" w:lineRule="auto"/>
-              <w:jc w:val="left"/>
+              <w:jc w:val="center"/>
             </w:pPr>
             <w:r/>
             <w:r>
@@ -989,7 +989,7 @@
           <w:p>
             <w:pPr>
               <w:spacing w:after="0" w:line="312" w:lineRule="auto"/>
-              <w:jc w:val="left"/>
+              <w:jc w:val="center"/>
             </w:pPr>
             <w:r/>
             <w:r>
@@ -1015,7 +1015,7 @@
           <w:p>
             <w:pPr>
               <w:spacing w:after="0" w:line="312" w:lineRule="auto"/>
-              <w:jc w:val="left"/>
+              <w:jc w:val="center"/>
             </w:pPr>
             <w:r/>
             <w:r>
@@ -1041,7 +1041,7 @@
           <w:p>
             <w:pPr>
               <w:spacing w:after="0" w:line="312" w:lineRule="auto"/>
-              <w:jc w:val="left"/>
+              <w:jc w:val="center"/>
             </w:pPr>
             <w:r/>
             <w:r>
@@ -1056,7 +1056,7 @@
       </w:tr>
       <w:tr>
         <w:trPr>
-          <w:trHeight w:val="385" w:hRule="atLeast"/>
+          <w:trHeight w:val="479" w:hRule="atLeast"/>
         </w:trPr>
         <w:tc>
           <w:tcPr>
@@ -1072,7 +1072,7 @@
           <w:p>
             <w:pPr>
               <w:spacing w:after="0" w:line="312" w:lineRule="auto"/>
-              <w:jc w:val="left"/>
+              <w:jc w:val="center"/>
             </w:pPr>
             <w:r/>
             <w:r>
@@ -1098,7 +1098,7 @@
           <w:p>
             <w:pPr>
               <w:spacing w:after="0" w:line="312" w:lineRule="auto"/>
-              <w:jc w:val="left"/>
+              <w:jc w:val="center"/>
             </w:pPr>
             <w:r/>
             <w:r>
@@ -1124,7 +1124,7 @@
           <w:p>
             <w:pPr>
               <w:spacing w:after="0" w:line="312" w:lineRule="auto"/>
-              <w:jc w:val="left"/>
+              <w:jc w:val="center"/>
             </w:pPr>
             <w:r/>
             <w:r>
@@ -1150,7 +1150,7 @@
           <w:p>
             <w:pPr>
               <w:spacing w:after="0" w:line="312" w:lineRule="auto"/>
-              <w:jc w:val="left"/>
+              <w:jc w:val="center"/>
             </w:pPr>
             <w:r/>
             <w:r>
@@ -1176,7 +1176,7 @@
           <w:p>
             <w:pPr>
               <w:spacing w:after="0" w:line="312" w:lineRule="auto"/>
-              <w:jc w:val="left"/>
+              <w:jc w:val="center"/>
             </w:pPr>
             <w:r/>
             <w:r>
@@ -1191,7 +1191,7 @@
       </w:tr>
       <w:tr>
         <w:trPr>
-          <w:trHeight w:val="385" w:hRule="atLeast"/>
+          <w:trHeight w:val="479" w:hRule="atLeast"/>
         </w:trPr>
         <w:tc>
           <w:tcPr>
@@ -1207,7 +1207,7 @@
           <w:p>
             <w:pPr>
               <w:spacing w:after="0" w:line="312" w:lineRule="auto"/>
-              <w:jc w:val="left"/>
+              <w:jc w:val="center"/>
             </w:pPr>
             <w:r/>
             <w:r>
@@ -1233,7 +1233,7 @@
           <w:p>
             <w:pPr>
               <w:spacing w:after="0" w:line="312" w:lineRule="auto"/>
-              <w:jc w:val="left"/>
+              <w:jc w:val="center"/>
             </w:pPr>
             <w:r/>
             <w:r>
@@ -1259,7 +1259,7 @@
           <w:p>
             <w:pPr>
               <w:spacing w:after="0" w:line="312" w:lineRule="auto"/>
-              <w:jc w:val="left"/>
+              <w:jc w:val="center"/>
             </w:pPr>
             <w:r/>
             <w:r>
@@ -1285,7 +1285,7 @@
           <w:p>
             <w:pPr>
               <w:spacing w:after="0" w:line="312" w:lineRule="auto"/>
-              <w:jc w:val="left"/>
+              <w:jc w:val="center"/>
             </w:pPr>
             <w:r/>
             <w:r>
@@ -1311,7 +1311,7 @@
           <w:p>
             <w:pPr>
               <w:spacing w:after="0" w:line="312" w:lineRule="auto"/>
-              <w:jc w:val="left"/>
+              <w:jc w:val="center"/>
             </w:pPr>
             <w:r/>
             <w:r>
@@ -1326,7 +1326,7 @@
       </w:tr>
       <w:tr>
         <w:trPr>
-          <w:trHeight w:val="385" w:hRule="atLeast"/>
+          <w:trHeight w:val="479" w:hRule="atLeast"/>
         </w:trPr>
         <w:tc>
           <w:tcPr>
@@ -1342,7 +1342,7 @@
           <w:p>
             <w:pPr>
               <w:spacing w:after="0" w:line="312" w:lineRule="auto"/>
-              <w:jc w:val="left"/>
+              <w:jc w:val="center"/>
             </w:pPr>
             <w:r/>
             <w:r>
@@ -1368,7 +1368,7 @@
           <w:p>
             <w:pPr>
               <w:spacing w:after="0" w:line="312" w:lineRule="auto"/>
-              <w:jc w:val="left"/>
+              <w:jc w:val="center"/>
             </w:pPr>
             <w:r/>
             <w:r>
@@ -1394,7 +1394,7 @@
           <w:p>
             <w:pPr>
               <w:spacing w:after="0" w:line="312" w:lineRule="auto"/>
-              <w:jc w:val="left"/>
+              <w:jc w:val="center"/>
             </w:pPr>
             <w:r/>
             <w:r>
@@ -1420,7 +1420,7 @@
           <w:p>
             <w:pPr>
               <w:spacing w:after="0" w:line="312" w:lineRule="auto"/>
-              <w:jc w:val="left"/>
+              <w:jc w:val="center"/>
             </w:pPr>
             <w:r/>
             <w:r>
@@ -1446,7 +1446,7 @@
           <w:p>
             <w:pPr>
               <w:spacing w:after="0" w:line="312" w:lineRule="auto"/>
-              <w:jc w:val="left"/>
+              <w:jc w:val="center"/>
             </w:pPr>
             <w:r/>
             <w:r>
@@ -1462,7 +1462,7 @@
     </w:tbl>
     <w:p>
       <w:pPr>
-        <w:spacing w:after="34" w:before="0" w:line="312" w:lineRule="auto"/>
+        <w:spacing w:after="42" w:before="0" w:line="312" w:lineRule="auto"/>
         <w:jc w:val="left"/>
       </w:pPr>
       <w:r>
@@ -1475,7 +1475,7 @@
     </w:p>
     <w:p>
       <w:pPr>
-        <w:spacing w:after="34" w:before="85" w:line="312" w:lineRule="auto"/>
+        <w:spacing w:after="42" w:before="106" w:line="312" w:lineRule="auto"/>
         <w:jc w:val="left"/>
       </w:pPr>
       <w:r>
@@ -1489,7 +1489,7 @@
     </w:p>
     <w:p>
       <w:pPr>
-        <w:spacing w:after="34" w:before="0" w:line="312" w:lineRule="auto"/>
+        <w:spacing w:after="42" w:before="0" w:line="312" w:lineRule="auto"/>
         <w:ind w:left="170"/>
         <w:jc w:val="both"/>
       </w:pPr>
@@ -1504,7 +1504,7 @@
     </w:p>
     <w:p>
       <w:pPr>
-        <w:spacing w:after="34" w:before="0" w:line="312" w:lineRule="auto"/>
+        <w:spacing w:after="42" w:before="0" w:line="312" w:lineRule="auto"/>
         <w:ind w:left="170"/>
         <w:jc w:val="both"/>
       </w:pPr>
@@ -1519,7 +1519,7 @@
     </w:p>
     <w:p>
       <w:pPr>
-        <w:spacing w:after="34" w:before="85" w:line="312" w:lineRule="auto"/>
+        <w:spacing w:after="42" w:before="106" w:line="312" w:lineRule="auto"/>
         <w:jc w:val="left"/>
       </w:pPr>
       <w:r>
@@ -1533,7 +1533,7 @@
     </w:p>
     <w:p>
       <w:pPr>
-        <w:spacing w:after="34" w:before="0" w:line="312" w:lineRule="auto"/>
+        <w:spacing w:after="42" w:before="0" w:line="312" w:lineRule="auto"/>
         <w:ind w:left="170"/>
         <w:jc w:val="both"/>
       </w:pPr>
@@ -1548,7 +1548,7 @@
     </w:p>
     <w:p>
       <w:pPr>
-        <w:spacing w:after="34" w:before="0" w:line="312" w:lineRule="auto"/>
+        <w:spacing w:after="42" w:before="0" w:line="312" w:lineRule="auto"/>
         <w:ind w:left="170"/>
         <w:jc w:val="both"/>
       </w:pPr>
@@ -1563,7 +1563,7 @@
     </w:p>
     <w:p>
       <w:pPr>
-        <w:spacing w:after="34" w:before="0" w:line="312" w:lineRule="auto"/>
+        <w:spacing w:after="42" w:before="0" w:line="312" w:lineRule="auto"/>
         <w:ind w:left="170"/>
         <w:jc w:val="both"/>
       </w:pPr>
@@ -1583,7 +1583,7 @@
     </w:p>
     <w:p>
       <w:pPr>
-        <w:spacing w:after="34" w:before="85" w:line="312" w:lineRule="auto"/>
+        <w:spacing w:after="42" w:before="106" w:line="312" w:lineRule="auto"/>
         <w:jc w:val="left"/>
       </w:pPr>
       <w:r>
@@ -1597,7 +1597,7 @@
     </w:p>
     <w:p>
       <w:pPr>
-        <w:spacing w:after="34" w:before="0" w:line="312" w:lineRule="auto"/>
+        <w:spacing w:after="42" w:before="0" w:line="312" w:lineRule="auto"/>
         <w:ind w:left="170"/>
         <w:jc w:val="both"/>
       </w:pPr>
@@ -1612,7 +1612,7 @@
     </w:p>
     <w:p>
       <w:pPr>
-        <w:spacing w:after="34" w:before="0" w:line="312" w:lineRule="auto"/>
+        <w:spacing w:after="42" w:before="0" w:line="312" w:lineRule="auto"/>
         <w:ind w:left="170"/>
         <w:jc w:val="both"/>
       </w:pPr>
@@ -1627,7 +1627,7 @@
     </w:p>
     <w:p>
       <w:pPr>
-        <w:spacing w:after="34" w:before="85" w:line="312" w:lineRule="auto"/>
+        <w:spacing w:after="42" w:before="106" w:line="312" w:lineRule="auto"/>
         <w:jc w:val="left"/>
       </w:pPr>
       <w:r>
@@ -1641,7 +1641,7 @@
     </w:p>
     <w:p>
       <w:pPr>
-        <w:spacing w:after="34" w:before="0" w:line="312" w:lineRule="auto"/>
+        <w:spacing w:after="42" w:before="0" w:line="312" w:lineRule="auto"/>
         <w:ind w:left="170"/>
         <w:jc w:val="both"/>
       </w:pPr>
@@ -1656,7 +1656,7 @@
     </w:p>
     <w:p>
       <w:pPr>
-        <w:spacing w:after="34" w:before="0" w:line="312" w:lineRule="auto"/>
+        <w:spacing w:after="42" w:before="0" w:line="312" w:lineRule="auto"/>
         <w:ind w:left="170"/>
         <w:jc w:val="both"/>
       </w:pPr>
@@ -1671,7 +1671,7 @@
     </w:p>
     <w:p>
       <w:pPr>
-        <w:spacing w:after="34" w:before="0" w:line="312" w:lineRule="auto"/>
+        <w:spacing w:after="42" w:before="0" w:line="312" w:lineRule="auto"/>
         <w:ind w:left="170"/>
         <w:jc w:val="both"/>
       </w:pPr>
@@ -1686,7 +1686,7 @@
     </w:p>
     <w:p>
       <w:pPr>
-        <w:spacing w:after="34" w:before="85" w:line="312" w:lineRule="auto"/>
+        <w:spacing w:after="42" w:before="106" w:line="312" w:lineRule="auto"/>
         <w:jc w:val="left"/>
       </w:pPr>
       <w:r>
@@ -1700,7 +1700,7 @@
     </w:p>
     <w:p>
       <w:pPr>
-        <w:spacing w:after="34" w:before="0" w:line="312" w:lineRule="auto"/>
+        <w:spacing w:after="42" w:before="0" w:line="312" w:lineRule="auto"/>
         <w:ind w:left="170"/>
         <w:jc w:val="both"/>
       </w:pPr>
@@ -1715,7 +1715,7 @@
     </w:p>
     <w:p>
       <w:pPr>
-        <w:spacing w:after="34" w:before="0" w:line="312" w:lineRule="auto"/>
+        <w:spacing w:after="42" w:before="0" w:line="312" w:lineRule="auto"/>
         <w:ind w:left="170"/>
         <w:jc w:val="both"/>
       </w:pPr>
@@ -1730,7 +1730,7 @@
     </w:p>
     <w:p>
       <w:pPr>
-        <w:spacing w:after="34" w:before="85" w:line="312" w:lineRule="auto"/>
+        <w:spacing w:after="42" w:before="106" w:line="312" w:lineRule="auto"/>
         <w:jc w:val="left"/>
       </w:pPr>
       <w:r>
@@ -1744,7 +1744,7 @@
     </w:p>
     <w:p>
       <w:pPr>
-        <w:spacing w:after="34" w:before="0" w:line="312" w:lineRule="auto"/>
+        <w:spacing w:after="42" w:before="0" w:line="312" w:lineRule="auto"/>
         <w:ind w:left="170"/>
         <w:jc w:val="both"/>
       </w:pPr>
@@ -1759,7 +1759,7 @@
     </w:p>
     <w:p>
       <w:pPr>
-        <w:spacing w:after="34" w:before="0" w:line="312" w:lineRule="auto"/>
+        <w:spacing w:after="42" w:before="0" w:line="312" w:lineRule="auto"/>
         <w:ind w:left="170"/>
         <w:jc w:val="both"/>
       </w:pPr>
@@ -1774,7 +1774,7 @@
     </w:p>
     <w:p>
       <w:pPr>
-        <w:spacing w:after="34" w:before="85" w:line="312" w:lineRule="auto"/>
+        <w:spacing w:after="42" w:before="106" w:line="312" w:lineRule="auto"/>
         <w:jc w:val="left"/>
       </w:pPr>
       <w:r>
@@ -1788,7 +1788,7 @@
     </w:p>
     <w:p>
       <w:pPr>
-        <w:spacing w:after="34" w:before="0" w:line="312" w:lineRule="auto"/>
+        <w:spacing w:after="42" w:before="0" w:line="312" w:lineRule="auto"/>
         <w:ind w:left="170"/>
         <w:jc w:val="both"/>
       </w:pPr>
@@ -1803,7 +1803,7 @@
     </w:p>
     <w:p>
       <w:pPr>
-        <w:spacing w:after="34" w:before="0" w:line="312" w:lineRule="auto"/>
+        <w:spacing w:after="42" w:before="0" w:line="312" w:lineRule="auto"/>
         <w:ind w:left="170"/>
         <w:jc w:val="both"/>
       </w:pPr>
@@ -1818,7 +1818,7 @@
     </w:p>
     <w:p>
       <w:pPr>
-        <w:spacing w:after="34" w:before="0" w:line="312" w:lineRule="auto"/>
+        <w:spacing w:after="42" w:before="0" w:line="312" w:lineRule="auto"/>
         <w:jc w:val="left"/>
       </w:pPr>
       <w:r>
@@ -1844,7 +1844,7 @@
       </w:tblGrid>
       <w:tr>
         <w:trPr>
-          <w:trHeight w:val="1253" w:hRule="atLeast"/>
+          <w:trHeight w:val="1557" w:hRule="atLeast"/>
         </w:trPr>
         <w:tc>
           <w:tcPr>
@@ -1867,7 +1867,7 @@
               <w:rPr>
                 <w:rFonts w:ascii="Malgun Gothic" w:hAnsi="Malgun Gothic" w:eastAsia="Malgun Gothic" w:cs="Malgun Gothic"/>
                 <w:b w:val="0"/>
-                <w:sz w:val="20"/>
+                <w:sz w:val="19"/>
               </w:rPr>
             </w:r>
           </w:p>
@@ -1876,7 +1876,7 @@
     </w:tbl>
     <w:p>
       <w:pPr>
-        <w:spacing w:after="34" w:before="0" w:line="312" w:lineRule="auto"/>
+        <w:spacing w:after="42" w:before="0" w:line="312" w:lineRule="auto"/>
         <w:jc w:val="left"/>
       </w:pPr>
       <w:r>
@@ -1889,7 +1889,7 @@
     </w:p>
     <w:p>
       <w:pPr>
-        <w:spacing w:after="34" w:before="68" w:line="312" w:lineRule="auto"/>
+        <w:spacing w:after="42" w:before="85" w:line="312" w:lineRule="auto"/>
         <w:jc w:val="left"/>
         <w:pBdr>
           <w:bottom w:val="single" w:sz="6" w:space="2" w:color="C9D2DD"/>
@@ -1931,7 +1931,7 @@
       </w:tblGrid>
       <w:tr>
         <w:trPr>
-          <w:trHeight w:val="433" w:hRule="atLeast"/>
+          <w:trHeight w:val="539" w:hRule="atLeast"/>
         </w:trPr>
         <w:tc>
           <w:tcPr>
@@ -2071,7 +2071,7 @@
       </w:tr>
       <w:tr>
         <w:trPr>
-          <w:trHeight w:val="433" w:hRule="atLeast"/>
+          <w:trHeight w:val="539" w:hRule="atLeast"/>
         </w:trPr>
         <w:tc>
           <w:tcPr>
@@ -2208,7 +2208,7 @@
       </w:tr>
       <w:tr>
         <w:trPr>
-          <w:trHeight w:val="433" w:hRule="atLeast"/>
+          <w:trHeight w:val="539" w:hRule="atLeast"/>
         </w:trPr>
         <w:tc>
           <w:tcPr>
@@ -2348,7 +2348,7 @@
       </w:tr>
       <w:tr>
         <w:trPr>
-          <w:trHeight w:val="433" w:hRule="atLeast"/>
+          <w:trHeight w:val="539" w:hRule="atLeast"/>
         </w:trPr>
         <w:tc>
           <w:tcPr>
@@ -2486,7 +2486,7 @@
     </w:tbl>
     <w:p>
       <w:pPr>
-        <w:spacing w:after="34" w:before="0" w:line="312" w:lineRule="auto"/>
+        <w:spacing w:after="42" w:before="0" w:line="312" w:lineRule="auto"/>
         <w:jc w:val="left"/>
       </w:pPr>
       <w:r>
@@ -2499,7 +2499,7 @@
     </w:p>
     <w:p>
       <w:pPr>
-        <w:spacing w:after="68" w:before="68" w:line="312" w:lineRule="auto"/>
+        <w:spacing w:after="85" w:before="85" w:line="312" w:lineRule="auto"/>
         <w:jc w:val="center"/>
       </w:pPr>
       <w:r>
@@ -2513,7 +2513,7 @@
     </w:p>
     <w:p>
       <w:pPr>
-        <w:spacing w:after="68" w:before="0" w:line="312" w:lineRule="auto"/>
+        <w:spacing w:after="85" w:before="0" w:line="312" w:lineRule="auto"/>
         <w:jc w:val="right"/>
       </w:pPr>
       <w:r>
@@ -2527,7 +2527,7 @@
     </w:p>
     <w:p>
       <w:pPr>
-        <w:spacing w:after="68" w:before="0" w:line="312" w:lineRule="auto"/>
+        <w:spacing w:after="85" w:before="0" w:line="312" w:lineRule="auto"/>
         <w:jc w:val="right"/>
       </w:pPr>
       <w:r>
@@ -2541,7 +2541,7 @@
     </w:p>
     <w:p>
       <w:pPr>
-        <w:spacing w:after="0" w:before="51" w:line="312" w:lineRule="auto"/>
+        <w:spacing w:after="0" w:before="63" w:line="312" w:lineRule="auto"/>
         <w:jc w:val="left"/>
       </w:pPr>
       <w:r>
